--- a/data/revised_2026-10_full/outputs/v2/Physics/SS1.3_Temperature_and_Thermal_Expansion/Physics_Temperature_and_Thermal_Expansion_CBE_LessonSequence.docx
+++ b/data/revised_2026-10_full/outputs/v2/Physics/SS1.3_Temperature_and_Thermal_Expansion/Physics_Temperature_and_Thermal_Expansion_CBE_LessonSequence.docx
@@ -2138,7 +2138,7 @@
         </w:rPr>
         <w:t xml:space="preserve">© 2026 SeaVuria and ARES. This work is licensed under a </w:t>
       </w:r>
-      <w:hyperlink w:history="1" r:id="rIdd1qccq0f0zzyuzs-arvoc">
+      <w:hyperlink w:history="1" r:id="rIdn5wpliln7y2mn6xtpe07t">
         <w:r>
           <w:rPr>
             <w:rFonts w:ascii="Arial" w:cs="Arial" w:eastAsia="Arial" w:hAnsi="Arial"/>
@@ -2158,7 +2158,7 @@
         </w:rPr>
         <w:t xml:space="preserve"> (</w:t>
       </w:r>
-      <w:hyperlink w:history="1" r:id="rIdzoautv-f04itsfhyceyxe">
+      <w:hyperlink w:history="1" r:id="rIdxujhqehnvex-cmhr7j4ox">
         <w:r>
           <w:rPr>
             <w:rFonts w:ascii="Arial" w:cs="Arial" w:eastAsia="Arial" w:hAnsi="Arial"/>
@@ -2178,7 +2178,7 @@
         </w:rPr>
         <w:t xml:space="preserve">). To view a copy of this license, visit </w:t>
       </w:r>
-      <w:hyperlink w:history="1" r:id="rIdo1c9kt9l_y3625xxdnvz6">
+      <w:hyperlink w:history="1" r:id="rIddkxxeakrko3hc5kdf5fij">
         <w:r>
           <w:rPr>
             <w:rFonts w:ascii="Arial" w:cs="Arial" w:eastAsia="Arial" w:hAnsi="Arial"/>
@@ -3217,7 +3217,7 @@
             <w:pPr>
               <w:spacing w:after="20" w:before="0"/>
             </w:pPr>
-            <w:hyperlink w:history="1" r:id="rIdwlzse9e_yug9hrokyxjgq">
+            <w:hyperlink w:history="1" r:id="rIduztbmp3ua8sgwym5oig5r">
               <w:r>
                 <w:rPr>
                   <w:rFonts w:ascii="Arial" w:cs="Arial" w:eastAsia="Arial" w:hAnsi="Arial"/>
@@ -3250,7 +3250,7 @@
               <w:spacing w:after="10" w:before="0"/>
               <w:ind w:left="120"/>
             </w:pPr>
-            <w:hyperlink w:history="1" r:id="rIdk4knfixaghpwjxbkkmmg8">
+            <w:hyperlink w:history="1" r:id="rId0wcrkqxokixexpuztsegf">
               <w:r>
                 <w:rPr>
                   <w:rFonts w:ascii="Arial" w:cs="Arial" w:eastAsia="Arial" w:hAnsi="Arial"/>
@@ -3295,7 +3295,7 @@
             <w:pPr>
               <w:spacing w:after="20" w:before="0"/>
             </w:pPr>
-            <w:hyperlink w:history="1" r:id="rIdycrklacyqymtsafnutwv5">
+            <w:hyperlink w:history="1" r:id="rIdnbb4na2roeo1lcy4gnytf">
               <w:r>
                 <w:rPr>
                   <w:rFonts w:ascii="Arial" w:cs="Arial" w:eastAsia="Arial" w:hAnsi="Arial"/>
@@ -3328,7 +3328,7 @@
               <w:spacing w:after="10" w:before="0"/>
               <w:ind w:left="120"/>
             </w:pPr>
-            <w:hyperlink w:history="1" r:id="rIdtifhuyhp5ceels3r0jsrw">
+            <w:hyperlink w:history="1" r:id="rId-ojajtbo46gfjpr562a3k">
               <w:r>
                 <w:rPr>
                   <w:rFonts w:ascii="Arial" w:cs="Arial" w:eastAsia="Arial" w:hAnsi="Arial"/>
@@ -3688,7 +3688,7 @@
             <w:pPr>
               <w:spacing w:after="20" w:before="0"/>
             </w:pPr>
-            <w:hyperlink w:history="1" r:id="rId9cdz5edy3otzvmdalns0k">
+            <w:hyperlink w:history="1" r:id="rId73mvubhrmzthcrwrminbi">
               <w:r>
                 <w:rPr>
                   <w:rFonts w:ascii="Arial" w:cs="Arial" w:eastAsia="Arial" w:hAnsi="Arial"/>
@@ -3721,7 +3721,7 @@
               <w:spacing w:after="10" w:before="0"/>
               <w:ind w:left="120"/>
             </w:pPr>
-            <w:hyperlink w:history="1" r:id="rId2vnhr8f1tcff_ebshwjj_">
+            <w:hyperlink w:history="1" r:id="rId8rh2kmctnetjpzcscm7ex">
               <w:r>
                 <w:rPr>
                   <w:rFonts w:ascii="Arial" w:cs="Arial" w:eastAsia="Arial" w:hAnsi="Arial"/>
@@ -3766,7 +3766,7 @@
             <w:pPr>
               <w:spacing w:after="20" w:before="0"/>
             </w:pPr>
-            <w:hyperlink w:history="1" r:id="rIdwvspbjvcgr4gcv7rdswgq">
+            <w:hyperlink w:history="1" r:id="rIdnyceohlxk8p9egki6j2ua">
               <w:r>
                 <w:rPr>
                   <w:rFonts w:ascii="Arial" w:cs="Arial" w:eastAsia="Arial" w:hAnsi="Arial"/>
@@ -3799,7 +3799,7 @@
               <w:spacing w:after="10" w:before="0"/>
               <w:ind w:left="120"/>
             </w:pPr>
-            <w:hyperlink w:history="1" r:id="rIdmgsvfoxgacowyjnjzl_uu">
+            <w:hyperlink w:history="1" r:id="rIdbiuq179y9_gsl0uc1cnz2">
               <w:r>
                 <w:rPr>
                   <w:rFonts w:ascii="Arial" w:cs="Arial" w:eastAsia="Arial" w:hAnsi="Arial"/>
@@ -4119,7 +4119,7 @@
             <w:pPr>
               <w:spacing w:after="20" w:before="0"/>
             </w:pPr>
-            <w:hyperlink w:history="1" r:id="rIdsrn00phjyedjc5qnqo5ki">
+            <w:hyperlink w:history="1" r:id="rIdpccxzrbmmraescke46kld">
               <w:r>
                 <w:rPr>
                   <w:rFonts w:ascii="Arial" w:cs="Arial" w:eastAsia="Arial" w:hAnsi="Arial"/>
@@ -4152,7 +4152,7 @@
               <w:spacing w:after="10" w:before="0"/>
               <w:ind w:left="120"/>
             </w:pPr>
-            <w:hyperlink w:history="1" r:id="rId5abmx2mpppo9ler9-aoie">
+            <w:hyperlink w:history="1" r:id="rId0zhqf99nmf9cekqwt2xz8">
               <w:r>
                 <w:rPr>
                   <w:rFonts w:ascii="Arial" w:cs="Arial" w:eastAsia="Arial" w:hAnsi="Arial"/>
@@ -4197,7 +4197,7 @@
             <w:pPr>
               <w:spacing w:after="20" w:before="0"/>
             </w:pPr>
-            <w:hyperlink w:history="1" r:id="rId8g3khmyfgydx6eucd4xmq">
+            <w:hyperlink w:history="1" r:id="rIdkdbmqjdca-lxj_tsshoua">
               <w:r>
                 <w:rPr>
                   <w:rFonts w:ascii="Arial" w:cs="Arial" w:eastAsia="Arial" w:hAnsi="Arial"/>
@@ -4246,7 +4246,7 @@
               <w:spacing w:after="10" w:before="0"/>
               <w:ind w:left="120"/>
             </w:pPr>
-            <w:hyperlink w:history="1" r:id="rIdv72lj_jyvm5zvq169rz6z">
+            <w:hyperlink w:history="1" r:id="rIduuwdxg2swes-gezjgihhb">
               <w:r>
                 <w:rPr>
                   <w:rFonts w:ascii="Arial" w:cs="Arial" w:eastAsia="Arial" w:hAnsi="Arial"/>
@@ -4566,7 +4566,7 @@
             <w:pPr>
               <w:spacing w:after="20" w:before="0"/>
             </w:pPr>
-            <w:hyperlink w:history="1" r:id="rId-1hdyhpmcjmnd62_tn_mf">
+            <w:hyperlink w:history="1" r:id="rIdsijw28zkvpn0pl3ois1ux">
               <w:r>
                 <w:rPr>
                   <w:rFonts w:ascii="Arial" w:cs="Arial" w:eastAsia="Arial" w:hAnsi="Arial"/>
@@ -4599,7 +4599,7 @@
               <w:spacing w:after="10" w:before="0"/>
               <w:ind w:left="120"/>
             </w:pPr>
-            <w:hyperlink w:history="1" r:id="rId5iyhwd07gr94eeb1pyfni">
+            <w:hyperlink w:history="1" r:id="rIdb74xz4e4tw7yfamzddaso">
               <w:r>
                 <w:rPr>
                   <w:rFonts w:ascii="Arial" w:cs="Arial" w:eastAsia="Arial" w:hAnsi="Arial"/>
@@ -4644,7 +4644,7 @@
             <w:pPr>
               <w:spacing w:after="20" w:before="0"/>
             </w:pPr>
-            <w:hyperlink w:history="1" r:id="rIdurzhxvzzoc19bklkgwtct">
+            <w:hyperlink w:history="1" r:id="rIdnts3p4nqowhycltdg8brr">
               <w:r>
                 <w:rPr>
                   <w:rFonts w:ascii="Arial" w:cs="Arial" w:eastAsia="Arial" w:hAnsi="Arial"/>
@@ -4693,7 +4693,7 @@
               <w:spacing w:after="10" w:before="0"/>
               <w:ind w:left="120"/>
             </w:pPr>
-            <w:hyperlink w:history="1" r:id="rId7pc7kw2bjo9md3pabvwpr">
+            <w:hyperlink w:history="1" r:id="rIdrdt75os6lioiep9cfxfoj">
               <w:r>
                 <w:rPr>
                   <w:rFonts w:ascii="Arial" w:cs="Arial" w:eastAsia="Arial" w:hAnsi="Arial"/>
@@ -5013,7 +5013,7 @@
             <w:pPr>
               <w:spacing w:after="20" w:before="0"/>
             </w:pPr>
-            <w:hyperlink w:history="1" r:id="rIdt2t4aa7fbo3kjjwq-s5ap">
+            <w:hyperlink w:history="1" r:id="rIdan_4ytbsa4axjsbvjfog4">
               <w:r>
                 <w:rPr>
                   <w:rFonts w:ascii="Arial" w:cs="Arial" w:eastAsia="Arial" w:hAnsi="Arial"/>
@@ -5046,7 +5046,7 @@
               <w:spacing w:after="10" w:before="0"/>
               <w:ind w:left="120"/>
             </w:pPr>
-            <w:hyperlink w:history="1" r:id="rIdevn8tpax8tpqhtmbi14kz">
+            <w:hyperlink w:history="1" r:id="rId01psic9vjz9ka-z2km2dy">
               <w:r>
                 <w:rPr>
                   <w:rFonts w:ascii="Arial" w:cs="Arial" w:eastAsia="Arial" w:hAnsi="Arial"/>
@@ -5091,7 +5091,7 @@
             <w:pPr>
               <w:spacing w:after="20" w:before="0"/>
             </w:pPr>
-            <w:hyperlink w:history="1" r:id="rIdwrulpnat31dn_pnqprdve">
+            <w:hyperlink w:history="1" r:id="rIdh8gnlloj3_cix_glmuddf">
               <w:r>
                 <w:rPr>
                   <w:rFonts w:ascii="Arial" w:cs="Arial" w:eastAsia="Arial" w:hAnsi="Arial"/>
@@ -5140,7 +5140,7 @@
               <w:spacing w:after="10" w:before="0"/>
               <w:ind w:left="120"/>
             </w:pPr>
-            <w:hyperlink w:history="1" r:id="rIdaeypeqsprkplsl6xhdggj">
+            <w:hyperlink w:history="1" r:id="rIdd5xq1c3gdfg5f7ybgefls">
               <w:r>
                 <w:rPr>
                   <w:rFonts w:ascii="Arial" w:cs="Arial" w:eastAsia="Arial" w:hAnsi="Arial"/>
@@ -5745,7 +5745,7 @@
         </w:rPr>
         <w:t xml:space="preserve">© 2026 SeaVuria and ARES. Aligned with KICD objectives. Developed by SeaVuria; technical implementation by ARES (with AI assistance from Claude). Licensed under </w:t>
       </w:r>
-      <w:hyperlink w:history="1" r:id="rId1axy_vdahodvgdfsmbfra">
+      <w:hyperlink w:history="1" r:id="rIdae8oxbwgyjmim6qmcujh_">
         <w:r>
           <w:rPr>
             <w:rFonts w:ascii="Arial" w:cs="Arial" w:eastAsia="Arial" w:hAnsi="Arial"/>
@@ -5766,7 +5766,7 @@
         </w:rPr>
         <w:t xml:space="preserve"> (</w:t>
       </w:r>
-      <w:hyperlink w:history="1" r:id="rIdgxve1ut95lb3c_dqtitqa">
+      <w:hyperlink w:history="1" r:id="rIdkde6qjvlnsfqq8kxf1pc-">
         <w:r>
           <w:rPr>
             <w:rFonts w:ascii="Arial" w:cs="Arial" w:eastAsia="Arial" w:hAnsi="Arial"/>
@@ -6806,7 +6806,7 @@
             <w:pPr>
               <w:spacing w:after="20" w:before="0"/>
             </w:pPr>
-            <w:hyperlink w:history="1" r:id="rIdlqemulta_bzdgq5x6d8w1">
+            <w:hyperlink w:history="1" r:id="rIddwzsgi2ff6cvryuu5daxv">
               <w:r>
                 <w:rPr>
                   <w:rFonts w:ascii="Arial" w:cs="Arial" w:eastAsia="Arial" w:hAnsi="Arial"/>
@@ -6855,7 +6855,7 @@
               <w:spacing w:after="10" w:before="0"/>
               <w:ind w:left="120"/>
             </w:pPr>
-            <w:hyperlink w:history="1" r:id="rIdum6urndu7bpf9rbfiq9iv">
+            <w:hyperlink w:history="1" r:id="rIdhf_c2ou6phjlawtztw7rm">
               <w:r>
                 <w:rPr>
                   <w:rFonts w:ascii="Arial" w:cs="Arial" w:eastAsia="Arial" w:hAnsi="Arial"/>
@@ -6900,7 +6900,7 @@
             <w:pPr>
               <w:spacing w:after="20" w:before="0"/>
             </w:pPr>
-            <w:hyperlink w:history="1" r:id="rIdpgweb1wjw-pufu2gpzxb7">
+            <w:hyperlink w:history="1" r:id="rIdua-2erd-adq3guvpq80sn">
               <w:r>
                 <w:rPr>
                   <w:rFonts w:ascii="Arial" w:cs="Arial" w:eastAsia="Arial" w:hAnsi="Arial"/>
@@ -6933,7 +6933,7 @@
               <w:spacing w:after="10" w:before="0"/>
               <w:ind w:left="120"/>
             </w:pPr>
-            <w:hyperlink w:history="1" r:id="rId6gzklgboqy0zl69yu-obv">
+            <w:hyperlink w:history="1" r:id="rIdp-vngm97nzuds9pfj0qw2">
               <w:r>
                 <w:rPr>
                   <w:rFonts w:ascii="Arial" w:cs="Arial" w:eastAsia="Arial" w:hAnsi="Arial"/>
@@ -7133,7 +7133,7 @@
             <w:pPr>
               <w:spacing w:after="20" w:before="0"/>
             </w:pPr>
-            <w:hyperlink w:history="1" r:id="rId854x6fdwy6-nta3v2_0an">
+            <w:hyperlink w:history="1" r:id="rIdiukbrwjf9pzpbscjy6q6f">
               <w:r>
                 <w:rPr>
                   <w:rFonts w:ascii="Arial" w:cs="Arial" w:eastAsia="Arial" w:hAnsi="Arial"/>
@@ -7182,7 +7182,7 @@
               <w:spacing w:after="10" w:before="0"/>
               <w:ind w:left="120"/>
             </w:pPr>
-            <w:hyperlink w:history="1" r:id="rId0m8gk1xtdwfjqw2jtuyla">
+            <w:hyperlink w:history="1" r:id="rIdvezenkaqjqxyhs_d7wh3i">
               <w:r>
                 <w:rPr>
                   <w:rFonts w:ascii="Arial" w:cs="Arial" w:eastAsia="Arial" w:hAnsi="Arial"/>
@@ -7227,7 +7227,7 @@
             <w:pPr>
               <w:spacing w:after="20" w:before="0"/>
             </w:pPr>
-            <w:hyperlink w:history="1" r:id="rIdqiqgofuakzmbmzjrow2fu">
+            <w:hyperlink w:history="1" r:id="rIdob0tj73yihezjeadoedbk">
               <w:r>
                 <w:rPr>
                   <w:rFonts w:ascii="Arial" w:cs="Arial" w:eastAsia="Arial" w:hAnsi="Arial"/>
@@ -7260,7 +7260,7 @@
               <w:spacing w:after="10" w:before="0"/>
               <w:ind w:left="120"/>
             </w:pPr>
-            <w:hyperlink w:history="1" r:id="rIdzhhmfwoxt-bsku1gcau0a">
+            <w:hyperlink w:history="1" r:id="rIdvnf9k0cal-tfvgp92uzpu">
               <w:r>
                 <w:rPr>
                   <w:rFonts w:ascii="Arial" w:cs="Arial" w:eastAsia="Arial" w:hAnsi="Arial"/>
@@ -7460,7 +7460,7 @@
             <w:pPr>
               <w:spacing w:after="20" w:before="0"/>
             </w:pPr>
-            <w:hyperlink w:history="1" r:id="rIdjxstcgpgrzw738rdgubpa">
+            <w:hyperlink w:history="1" r:id="rIdao0s5nv7zw6s1acnscqjr">
               <w:r>
                 <w:rPr>
                   <w:rFonts w:ascii="Arial" w:cs="Arial" w:eastAsia="Arial" w:hAnsi="Arial"/>
@@ -7509,7 +7509,7 @@
               <w:spacing w:after="10" w:before="0"/>
               <w:ind w:left="120"/>
             </w:pPr>
-            <w:hyperlink w:history="1" r:id="rIdp80ibld_lp1ua7nbarzbk">
+            <w:hyperlink w:history="1" r:id="rIda01_oc0kheue8h39peayf">
               <w:r>
                 <w:rPr>
                   <w:rFonts w:ascii="Arial" w:cs="Arial" w:eastAsia="Arial" w:hAnsi="Arial"/>
@@ -7554,7 +7554,7 @@
             <w:pPr>
               <w:spacing w:after="20" w:before="0"/>
             </w:pPr>
-            <w:hyperlink w:history="1" r:id="rIdhroq2az3t99iawdqf1wep">
+            <w:hyperlink w:history="1" r:id="rId5emx1ledl-dov2sq6blzw">
               <w:r>
                 <w:rPr>
                   <w:rFonts w:ascii="Arial" w:cs="Arial" w:eastAsia="Arial" w:hAnsi="Arial"/>
@@ -7587,7 +7587,7 @@
               <w:spacing w:after="10" w:before="0"/>
               <w:ind w:left="120"/>
             </w:pPr>
-            <w:hyperlink w:history="1" r:id="rIdxksu39negqw0iol8pgrx9">
+            <w:hyperlink w:history="1" r:id="rId_yrxqxacykqmlks6jvnld">
               <w:r>
                 <w:rPr>
                   <w:rFonts w:ascii="Arial" w:cs="Arial" w:eastAsia="Arial" w:hAnsi="Arial"/>
@@ -7787,7 +7787,7 @@
             <w:pPr>
               <w:spacing w:after="20" w:before="0"/>
             </w:pPr>
-            <w:hyperlink w:history="1" r:id="rIdb06o8ltbkh5bupp-5u186">
+            <w:hyperlink w:history="1" r:id="rIdojgdelcftfk-ymsxenksx">
               <w:r>
                 <w:rPr>
                   <w:rFonts w:ascii="Arial" w:cs="Arial" w:eastAsia="Arial" w:hAnsi="Arial"/>
@@ -7836,7 +7836,7 @@
               <w:spacing w:after="10" w:before="0"/>
               <w:ind w:left="120"/>
             </w:pPr>
-            <w:hyperlink w:history="1" r:id="rIdc5mjilosckmgki8pa5cap">
+            <w:hyperlink w:history="1" r:id="rIdfgwqlhae4yzjr0o1coz1m">
               <w:r>
                 <w:rPr>
                   <w:rFonts w:ascii="Arial" w:cs="Arial" w:eastAsia="Arial" w:hAnsi="Arial"/>
@@ -7881,7 +7881,7 @@
             <w:pPr>
               <w:spacing w:after="20" w:before="0"/>
             </w:pPr>
-            <w:hyperlink w:history="1" r:id="rIdsp1kgg7lc-mfniclnkliw">
+            <w:hyperlink w:history="1" r:id="rIdlm_k782fumbzvnxvvzq5h">
               <w:r>
                 <w:rPr>
                   <w:rFonts w:ascii="Arial" w:cs="Arial" w:eastAsia="Arial" w:hAnsi="Arial"/>
@@ -7914,7 +7914,7 @@
               <w:spacing w:after="10" w:before="0"/>
               <w:ind w:left="120"/>
             </w:pPr>
-            <w:hyperlink w:history="1" r:id="rIds8qf5zb6teflsofwm1nkl">
+            <w:hyperlink w:history="1" r:id="rId1nmxav3o7e5q0swkvbd8a">
               <w:r>
                 <w:rPr>
                   <w:rFonts w:ascii="Arial" w:cs="Arial" w:eastAsia="Arial" w:hAnsi="Arial"/>
@@ -8114,7 +8114,7 @@
             <w:pPr>
               <w:spacing w:after="20" w:before="0"/>
             </w:pPr>
-            <w:hyperlink w:history="1" r:id="rId7ecwp0alueesnydqrzxra">
+            <w:hyperlink w:history="1" r:id="rIdczi7vb2q4flavhacj1tyx">
               <w:r>
                 <w:rPr>
                   <w:rFonts w:ascii="Arial" w:cs="Arial" w:eastAsia="Arial" w:hAnsi="Arial"/>
@@ -8163,7 +8163,7 @@
               <w:spacing w:after="10" w:before="0"/>
               <w:ind w:left="120"/>
             </w:pPr>
-            <w:hyperlink w:history="1" r:id="rIduizz8sqryg7eby55qslpo">
+            <w:hyperlink w:history="1" r:id="rIdwjgnq5_kqove93vwz4e9f">
               <w:r>
                 <w:rPr>
                   <w:rFonts w:ascii="Arial" w:cs="Arial" w:eastAsia="Arial" w:hAnsi="Arial"/>
@@ -8208,7 +8208,7 @@
             <w:pPr>
               <w:spacing w:after="20" w:before="0"/>
             </w:pPr>
-            <w:hyperlink w:history="1" r:id="rIdrn4yyzqjpjbnttaplz70d">
+            <w:hyperlink w:history="1" r:id="rId3idy9slbuzqvocd8wyske">
               <w:r>
                 <w:rPr>
                   <w:rFonts w:ascii="Arial" w:cs="Arial" w:eastAsia="Arial" w:hAnsi="Arial"/>
@@ -8241,7 +8241,7 @@
               <w:spacing w:after="10" w:before="0"/>
               <w:ind w:left="120"/>
             </w:pPr>
-            <w:hyperlink w:history="1" r:id="rIddwvjnea4auoyunxcpuqzn">
+            <w:hyperlink w:history="1" r:id="rIdl4bo5jtjcqrgnhnv8ca2u">
               <w:r>
                 <w:rPr>
                   <w:rFonts w:ascii="Arial" w:cs="Arial" w:eastAsia="Arial" w:hAnsi="Arial"/>
@@ -8766,7 +8766,7 @@
         </w:rPr>
         <w:t xml:space="preserve">© 2026 SeaVuria and ARES. Aligned with KICD objectives. Developed by SeaVuria; technical implementation by ARES (with AI assistance from Claude). Licensed under </w:t>
       </w:r>
-      <w:hyperlink w:history="1" r:id="rIdvlxih9hsnruuaqoc43dvk">
+      <w:hyperlink w:history="1" r:id="rIdnxobhyfvf6rfm2wm8a33w">
         <w:r>
           <w:rPr>
             <w:rFonts w:ascii="Arial" w:cs="Arial" w:eastAsia="Arial" w:hAnsi="Arial"/>
@@ -8787,7 +8787,7 @@
         </w:rPr>
         <w:t xml:space="preserve"> (</w:t>
       </w:r>
-      <w:hyperlink w:history="1" r:id="rIdgzpd_kzpjf4uu7aur9drg">
+      <w:hyperlink w:history="1" r:id="rIdaaaoo9djgs806lgbsvvpw">
         <w:r>
           <w:rPr>
             <w:rFonts w:ascii="Arial" w:cs="Arial" w:eastAsia="Arial" w:hAnsi="Arial"/>
@@ -9844,7 +9844,7 @@
               <w:spacing w:after="10" w:before="0"/>
               <w:ind w:left="120"/>
             </w:pPr>
-            <w:hyperlink w:history="1" r:id="rIdday5y-bh2jywwnxqy1g6a">
+            <w:hyperlink w:history="1" r:id="rId27_fowuqbs81qzbekygzn">
               <w:r>
                 <w:rPr>
                   <w:rFonts w:ascii="Arial" w:cs="Arial" w:eastAsia="Arial" w:hAnsi="Arial"/>
@@ -9904,7 +9904,7 @@
             <w:pPr>
               <w:spacing w:after="20" w:before="0"/>
             </w:pPr>
-            <w:hyperlink w:history="1" r:id="rIdyry0hktjcprkwhlm38gqs">
+            <w:hyperlink w:history="1" r:id="rIde9nvnclrrhz37o7jmefwv">
               <w:r>
                 <w:rPr>
                   <w:rFonts w:ascii="Arial" w:cs="Arial" w:eastAsia="Arial" w:hAnsi="Arial"/>
@@ -9953,7 +9953,7 @@
               <w:spacing w:after="10" w:before="0"/>
               <w:ind w:left="120"/>
             </w:pPr>
-            <w:hyperlink w:history="1" r:id="rIdijmxb2aa-tlqcwnh_legh">
+            <w:hyperlink w:history="1" r:id="rIda3ctfklpeypkaa9wtl_hy">
               <w:r>
                 <w:rPr>
                   <w:rFonts w:ascii="Arial" w:cs="Arial" w:eastAsia="Arial" w:hAnsi="Arial"/>
@@ -10170,7 +10170,7 @@
               <w:spacing w:after="10" w:before="0"/>
               <w:ind w:left="120"/>
             </w:pPr>
-            <w:hyperlink w:history="1" r:id="rId6tksoxovejguiciai98_m">
+            <w:hyperlink w:history="1" r:id="rIdbednogxdkmxkobb5cblgx">
               <w:r>
                 <w:rPr>
                   <w:rFonts w:ascii="Arial" w:cs="Arial" w:eastAsia="Arial" w:hAnsi="Arial"/>
@@ -10230,7 +10230,7 @@
             <w:pPr>
               <w:spacing w:after="20" w:before="0"/>
             </w:pPr>
-            <w:hyperlink w:history="1" r:id="rId5tggtgjj9yyz3fwtnje91">
+            <w:hyperlink w:history="1" r:id="rId_0pr7cnr0vu74mqbej9l2">
               <w:r>
                 <w:rPr>
                   <w:rFonts w:ascii="Arial" w:cs="Arial" w:eastAsia="Arial" w:hAnsi="Arial"/>
@@ -10279,7 +10279,7 @@
               <w:spacing w:after="10" w:before="0"/>
               <w:ind w:left="120"/>
             </w:pPr>
-            <w:hyperlink w:history="1" r:id="rIdizgfcrho9ixcww8zu4qg9">
+            <w:hyperlink w:history="1" r:id="rId90a99mdtayxvvyzembx2l">
               <w:r>
                 <w:rPr>
                   <w:rFonts w:ascii="Arial" w:cs="Arial" w:eastAsia="Arial" w:hAnsi="Arial"/>
@@ -10496,7 +10496,7 @@
               <w:spacing w:after="10" w:before="0"/>
               <w:ind w:left="120"/>
             </w:pPr>
-            <w:hyperlink w:history="1" r:id="rIdilntmptst8ixxph7xkdxz">
+            <w:hyperlink w:history="1" r:id="rIdtscz7aqwh5b6wypncwj_u">
               <w:r>
                 <w:rPr>
                   <w:rFonts w:ascii="Arial" w:cs="Arial" w:eastAsia="Arial" w:hAnsi="Arial"/>
@@ -10556,7 +10556,7 @@
             <w:pPr>
               <w:spacing w:after="20" w:before="0"/>
             </w:pPr>
-            <w:hyperlink w:history="1" r:id="rId-70be5mnjcblfot52zner">
+            <w:hyperlink w:history="1" r:id="rIdu4kp4deo4hhiwm2qdgf3z">
               <w:r>
                 <w:rPr>
                   <w:rFonts w:ascii="Arial" w:cs="Arial" w:eastAsia="Arial" w:hAnsi="Arial"/>
@@ -10605,7 +10605,7 @@
               <w:spacing w:after="10" w:before="0"/>
               <w:ind w:left="120"/>
             </w:pPr>
-            <w:hyperlink w:history="1" r:id="rIdqnpagyevodpdh6wygd_qr">
+            <w:hyperlink w:history="1" r:id="rId8uropkqv9raclowle7flj">
               <w:r>
                 <w:rPr>
                   <w:rFonts w:ascii="Arial" w:cs="Arial" w:eastAsia="Arial" w:hAnsi="Arial"/>
@@ -10822,7 +10822,7 @@
               <w:spacing w:after="10" w:before="0"/>
               <w:ind w:left="120"/>
             </w:pPr>
-            <w:hyperlink w:history="1" r:id="rIdzzmid3rngckdbs5we7qad">
+            <w:hyperlink w:history="1" r:id="rIdm-oni6frlfjjbdgv9n7ps">
               <w:r>
                 <w:rPr>
                   <w:rFonts w:ascii="Arial" w:cs="Arial" w:eastAsia="Arial" w:hAnsi="Arial"/>
@@ -10882,7 +10882,7 @@
             <w:pPr>
               <w:spacing w:after="20" w:before="0"/>
             </w:pPr>
-            <w:hyperlink w:history="1" r:id="rIdtzo9rimrx47kdgm-vlniu">
+            <w:hyperlink w:history="1" r:id="rIdqrpsc9rgkd57tqgrdwv7s">
               <w:r>
                 <w:rPr>
                   <w:rFonts w:ascii="Arial" w:cs="Arial" w:eastAsia="Arial" w:hAnsi="Arial"/>
@@ -10931,7 +10931,7 @@
               <w:spacing w:after="10" w:before="0"/>
               <w:ind w:left="120"/>
             </w:pPr>
-            <w:hyperlink w:history="1" r:id="rIdf-xxnpgvfmvf-h3y2keie">
+            <w:hyperlink w:history="1" r:id="rIdtt_gvv6dtnts6bspqbcfk">
               <w:r>
                 <w:rPr>
                   <w:rFonts w:ascii="Arial" w:cs="Arial" w:eastAsia="Arial" w:hAnsi="Arial"/>
@@ -11148,7 +11148,7 @@
               <w:spacing w:after="10" w:before="0"/>
               <w:ind w:left="120"/>
             </w:pPr>
-            <w:hyperlink w:history="1" r:id="rIdyjukwufytuy2xy1hvkm7m">
+            <w:hyperlink w:history="1" r:id="rIdmfictem153fm8ktkr-x6f">
               <w:r>
                 <w:rPr>
                   <w:rFonts w:ascii="Arial" w:cs="Arial" w:eastAsia="Arial" w:hAnsi="Arial"/>
@@ -11208,7 +11208,7 @@
             <w:pPr>
               <w:spacing w:after="20" w:before="0"/>
             </w:pPr>
-            <w:hyperlink w:history="1" r:id="rIdhy4poev6c7mn6jxuimfdc">
+            <w:hyperlink w:history="1" r:id="rIdiykw7s8nsptlch15sqesi">
               <w:r>
                 <w:rPr>
                   <w:rFonts w:ascii="Arial" w:cs="Arial" w:eastAsia="Arial" w:hAnsi="Arial"/>
@@ -11257,7 +11257,7 @@
               <w:spacing w:after="10" w:before="0"/>
               <w:ind w:left="120"/>
             </w:pPr>
-            <w:hyperlink w:history="1" r:id="rIdapfcmbwm9igzfzl71gt2o">
+            <w:hyperlink w:history="1" r:id="rIdzcpme3ubdjhupktj2rxol">
               <w:r>
                 <w:rPr>
                   <w:rFonts w:ascii="Arial" w:cs="Arial" w:eastAsia="Arial" w:hAnsi="Arial"/>
@@ -11902,7 +11902,7 @@
         </w:rPr>
         <w:t xml:space="preserve">© 2026 SeaVuria and ARES. Aligned with KICD objectives. Developed by SeaVuria; technical implementation by ARES (with AI assistance from Claude). Licensed under </w:t>
       </w:r>
-      <w:hyperlink w:history="1" r:id="rId-opavgdbcfbmdht9zfayk">
+      <w:hyperlink w:history="1" r:id="rIdc5mvzvwm3yghck2onyw5e">
         <w:r>
           <w:rPr>
             <w:rFonts w:ascii="Arial" w:cs="Arial" w:eastAsia="Arial" w:hAnsi="Arial"/>
@@ -11923,7 +11923,7 @@
         </w:rPr>
         <w:t xml:space="preserve"> (</w:t>
       </w:r>
-      <w:hyperlink w:history="1" r:id="rIdnj-quyihgbjlk_m4mghtg">
+      <w:hyperlink w:history="1" r:id="rIdwas8og8mt21hmhq2_zmzq">
         <w:r>
           <w:rPr>
             <w:rFonts w:ascii="Arial" w:cs="Arial" w:eastAsia="Arial" w:hAnsi="Arial"/>
@@ -12980,7 +12980,7 @@
               <w:spacing w:after="10" w:before="0"/>
               <w:ind w:left="120"/>
             </w:pPr>
-            <w:hyperlink w:history="1" r:id="rIdpyf2v_ihzr-ibj03ttgxm">
+            <w:hyperlink w:history="1" r:id="rId5n6yly2m-wqgsowfecdad">
               <w:r>
                 <w:rPr>
                   <w:rFonts w:ascii="Arial" w:cs="Arial" w:eastAsia="Arial" w:hAnsi="Arial"/>
@@ -13040,7 +13040,7 @@
             <w:pPr>
               <w:spacing w:after="20" w:before="0"/>
             </w:pPr>
-            <w:hyperlink w:history="1" r:id="rId2u_-admosefrraetggyva">
+            <w:hyperlink w:history="1" r:id="rIdenvbzeikfbxdujmv0a-jm">
               <w:r>
                 <w:rPr>
                   <w:rFonts w:ascii="Arial" w:cs="Arial" w:eastAsia="Arial" w:hAnsi="Arial"/>
@@ -13089,7 +13089,7 @@
               <w:spacing w:after="10" w:before="0"/>
               <w:ind w:left="120"/>
             </w:pPr>
-            <w:hyperlink w:history="1" r:id="rIdl5emd_5gks3z-mzc9u9sr">
+            <w:hyperlink w:history="1" r:id="rIdkxeskquynrgonoybgzhna">
               <w:r>
                 <w:rPr>
                   <w:rFonts w:ascii="Arial" w:cs="Arial" w:eastAsia="Arial" w:hAnsi="Arial"/>
@@ -13306,7 +13306,7 @@
               <w:spacing w:after="10" w:before="0"/>
               <w:ind w:left="120"/>
             </w:pPr>
-            <w:hyperlink w:history="1" r:id="rIdmbfiyjwibrt5ootpfbbkt">
+            <w:hyperlink w:history="1" r:id="rIdn1zujwgni7qwspu-vpegv">
               <w:r>
                 <w:rPr>
                   <w:rFonts w:ascii="Arial" w:cs="Arial" w:eastAsia="Arial" w:hAnsi="Arial"/>
@@ -13366,7 +13366,7 @@
             <w:pPr>
               <w:spacing w:after="20" w:before="0"/>
             </w:pPr>
-            <w:hyperlink w:history="1" r:id="rIdzukznfwfgieyznj1i_ca2">
+            <w:hyperlink w:history="1" r:id="rIdjkfcgoj4exb4vztn1rbyp">
               <w:r>
                 <w:rPr>
                   <w:rFonts w:ascii="Arial" w:cs="Arial" w:eastAsia="Arial" w:hAnsi="Arial"/>
@@ -13415,7 +13415,7 @@
               <w:spacing w:after="10" w:before="0"/>
               <w:ind w:left="120"/>
             </w:pPr>
-            <w:hyperlink w:history="1" r:id="rIdwonqhydvhf5j4ooxdu9f2">
+            <w:hyperlink w:history="1" r:id="rIdq1twn74hfcs_ebbloj1ia">
               <w:r>
                 <w:rPr>
                   <w:rFonts w:ascii="Arial" w:cs="Arial" w:eastAsia="Arial" w:hAnsi="Arial"/>
@@ -13632,7 +13632,7 @@
               <w:spacing w:after="10" w:before="0"/>
               <w:ind w:left="120"/>
             </w:pPr>
-            <w:hyperlink w:history="1" r:id="rIddzjzfodw-9xo4xlvnsbtn">
+            <w:hyperlink w:history="1" r:id="rIdiq-5w0i2v3s67c77u2-d6">
               <w:r>
                 <w:rPr>
                   <w:rFonts w:ascii="Arial" w:cs="Arial" w:eastAsia="Arial" w:hAnsi="Arial"/>
@@ -13692,7 +13692,7 @@
             <w:pPr>
               <w:spacing w:after="20" w:before="0"/>
             </w:pPr>
-            <w:hyperlink w:history="1" r:id="rIdl20mks993iksamxinycv-">
+            <w:hyperlink w:history="1" r:id="rIdlw5-yxelzutgevejuuzfj">
               <w:r>
                 <w:rPr>
                   <w:rFonts w:ascii="Arial" w:cs="Arial" w:eastAsia="Arial" w:hAnsi="Arial"/>
@@ -13741,7 +13741,7 @@
               <w:spacing w:after="10" w:before="0"/>
               <w:ind w:left="120"/>
             </w:pPr>
-            <w:hyperlink w:history="1" r:id="rIdj2ov3k-aybg4qjg8dabiu">
+            <w:hyperlink w:history="1" r:id="rIdwb5s2br48zda-jrxh68bx">
               <w:r>
                 <w:rPr>
                   <w:rFonts w:ascii="Arial" w:cs="Arial" w:eastAsia="Arial" w:hAnsi="Arial"/>
@@ -13958,7 +13958,7 @@
               <w:spacing w:after="10" w:before="0"/>
               <w:ind w:left="120"/>
             </w:pPr>
-            <w:hyperlink w:history="1" r:id="rIdt5i8jop7dbldoblfurmk6">
+            <w:hyperlink w:history="1" r:id="rIdmpqqjscycdwbcew6bokaq">
               <w:r>
                 <w:rPr>
                   <w:rFonts w:ascii="Arial" w:cs="Arial" w:eastAsia="Arial" w:hAnsi="Arial"/>
@@ -14018,7 +14018,7 @@
             <w:pPr>
               <w:spacing w:after="20" w:before="0"/>
             </w:pPr>
-            <w:hyperlink w:history="1" r:id="rIdezgu03m-0ijtw-3m8ar0u">
+            <w:hyperlink w:history="1" r:id="rIdyeuexilcm_qp9rn8defb9">
               <w:r>
                 <w:rPr>
                   <w:rFonts w:ascii="Arial" w:cs="Arial" w:eastAsia="Arial" w:hAnsi="Arial"/>
@@ -14067,7 +14067,7 @@
               <w:spacing w:after="10" w:before="0"/>
               <w:ind w:left="120"/>
             </w:pPr>
-            <w:hyperlink w:history="1" r:id="rIdmk5loybbyu2wlvb9fzo6b">
+            <w:hyperlink w:history="1" r:id="rIdfp7dhm8jynwhhjxl6fiaa">
               <w:r>
                 <w:rPr>
                   <w:rFonts w:ascii="Arial" w:cs="Arial" w:eastAsia="Arial" w:hAnsi="Arial"/>
@@ -14284,7 +14284,7 @@
               <w:spacing w:after="10" w:before="0"/>
               <w:ind w:left="120"/>
             </w:pPr>
-            <w:hyperlink w:history="1" r:id="rIdycprtsmtbsnrkd7jhbfad">
+            <w:hyperlink w:history="1" r:id="rIdsl4nbsokyy2k3celnz9dr">
               <w:r>
                 <w:rPr>
                   <w:rFonts w:ascii="Arial" w:cs="Arial" w:eastAsia="Arial" w:hAnsi="Arial"/>
@@ -14344,7 +14344,7 @@
             <w:pPr>
               <w:spacing w:after="20" w:before="0"/>
             </w:pPr>
-            <w:hyperlink w:history="1" r:id="rIdawu1qcier-8lyvfk5-yff">
+            <w:hyperlink w:history="1" r:id="rId-d6_nygxtuqfppwxmmlyi">
               <w:r>
                 <w:rPr>
                   <w:rFonts w:ascii="Arial" w:cs="Arial" w:eastAsia="Arial" w:hAnsi="Arial"/>
@@ -14393,7 +14393,7 @@
               <w:spacing w:after="10" w:before="0"/>
               <w:ind w:left="120"/>
             </w:pPr>
-            <w:hyperlink w:history="1" r:id="rIdnjnzsnmw4bqvufygabexi">
+            <w:hyperlink w:history="1" r:id="rIdalzf1y1antaxk15gpfhvc">
               <w:r>
                 <w:rPr>
                   <w:rFonts w:ascii="Arial" w:cs="Arial" w:eastAsia="Arial" w:hAnsi="Arial"/>
@@ -14918,7 +14918,7 @@
         </w:rPr>
         <w:t xml:space="preserve">© 2026 SeaVuria and ARES. Aligned with KICD objectives. Developed by SeaVuria; technical implementation by ARES (with AI assistance from Claude). Licensed under </w:t>
       </w:r>
-      <w:hyperlink w:history="1" r:id="rIdfmveqk9wrosyak32_ngld">
+      <w:hyperlink w:history="1" r:id="rIdeut6e-csj1msgwq29kaee">
         <w:r>
           <w:rPr>
             <w:rFonts w:ascii="Arial" w:cs="Arial" w:eastAsia="Arial" w:hAnsi="Arial"/>
@@ -14939,7 +14939,7 @@
         </w:rPr>
         <w:t xml:space="preserve"> (</w:t>
       </w:r>
-      <w:hyperlink w:history="1" r:id="rIdexoxnuu5jg15ocavb6qbv">
+      <w:hyperlink w:history="1" r:id="rIdrkymm6ugbxri7hfxnjjlc">
         <w:r>
           <w:rPr>
             <w:rFonts w:ascii="Arial" w:cs="Arial" w:eastAsia="Arial" w:hAnsi="Arial"/>
@@ -15996,7 +15996,7 @@
               <w:spacing w:after="10" w:before="0"/>
               <w:ind w:left="120"/>
             </w:pPr>
-            <w:hyperlink w:history="1" r:id="rIdxhn8ywferubcwwehlc0wq">
+            <w:hyperlink w:history="1" r:id="rIdeoyw4njv8ykzp720ptebw">
               <w:r>
                 <w:rPr>
                   <w:rFonts w:ascii="Arial" w:cs="Arial" w:eastAsia="Arial" w:hAnsi="Arial"/>
@@ -16073,7 +16073,7 @@
               <w:spacing w:after="10" w:before="0"/>
               <w:ind w:left="120"/>
             </w:pPr>
-            <w:hyperlink w:history="1" r:id="rIdgchbcroeuycikhqegkpsx">
+            <w:hyperlink w:history="1" r:id="rIdcdw4mg2xh5movo5ratdcx">
               <w:r>
                 <w:rPr>
                   <w:rFonts w:ascii="Arial" w:cs="Arial" w:eastAsia="Arial" w:hAnsi="Arial"/>
@@ -16305,7 +16305,7 @@
               <w:spacing w:after="10" w:before="0"/>
               <w:ind w:left="120"/>
             </w:pPr>
-            <w:hyperlink w:history="1" r:id="rId5gj-bqtuplr6tft7r-06d">
+            <w:hyperlink w:history="1" r:id="rId2paxkgvgshyhtxbqgpnmd">
               <w:r>
                 <w:rPr>
                   <w:rFonts w:ascii="Arial" w:cs="Arial" w:eastAsia="Arial" w:hAnsi="Arial"/>
@@ -16382,7 +16382,7 @@
               <w:spacing w:after="10" w:before="0"/>
               <w:ind w:left="120"/>
             </w:pPr>
-            <w:hyperlink w:history="1" r:id="rIduz-uewzmpsi-ybkm9rmzs">
+            <w:hyperlink w:history="1" r:id="rIdbtdukqppdhisdib4talit">
               <w:r>
                 <w:rPr>
                   <w:rFonts w:ascii="Arial" w:cs="Arial" w:eastAsia="Arial" w:hAnsi="Arial"/>
@@ -16614,7 +16614,7 @@
               <w:spacing w:after="10" w:before="0"/>
               <w:ind w:left="120"/>
             </w:pPr>
-            <w:hyperlink w:history="1" r:id="rIdcxs71rtm7lek-dn-cdx_m">
+            <w:hyperlink w:history="1" r:id="rIdhamez9129p1gun5tizjd4">
               <w:r>
                 <w:rPr>
                   <w:rFonts w:ascii="Arial" w:cs="Arial" w:eastAsia="Arial" w:hAnsi="Arial"/>
@@ -16691,7 +16691,7 @@
               <w:spacing w:after="10" w:before="0"/>
               <w:ind w:left="120"/>
             </w:pPr>
-            <w:hyperlink w:history="1" r:id="rIdch5llvi1lpeluqh8iuakw">
+            <w:hyperlink w:history="1" r:id="rIdqq3pqbaobjh4mhdqlvvxz">
               <w:r>
                 <w:rPr>
                   <w:rFonts w:ascii="Arial" w:cs="Arial" w:eastAsia="Arial" w:hAnsi="Arial"/>
@@ -16923,7 +16923,7 @@
               <w:spacing w:after="10" w:before="0"/>
               <w:ind w:left="120"/>
             </w:pPr>
-            <w:hyperlink w:history="1" r:id="rId32fem5reu2ofecizbqtif">
+            <w:hyperlink w:history="1" r:id="rIdikz4sf9cubbfd2n9ptmh_">
               <w:r>
                 <w:rPr>
                   <w:rFonts w:ascii="Arial" w:cs="Arial" w:eastAsia="Arial" w:hAnsi="Arial"/>
@@ -17000,7 +17000,7 @@
               <w:spacing w:after="10" w:before="0"/>
               <w:ind w:left="120"/>
             </w:pPr>
-            <w:hyperlink w:history="1" r:id="rIddo2w7eoosk9btf2vdrcjf">
+            <w:hyperlink w:history="1" r:id="rId3nzkvgos2fbtcys-k0vx7">
               <w:r>
                 <w:rPr>
                   <w:rFonts w:ascii="Arial" w:cs="Arial" w:eastAsia="Arial" w:hAnsi="Arial"/>
@@ -17232,7 +17232,7 @@
               <w:spacing w:after="10" w:before="0"/>
               <w:ind w:left="120"/>
             </w:pPr>
-            <w:hyperlink w:history="1" r:id="rIdym-gx5qhyjck8a04fphes">
+            <w:hyperlink w:history="1" r:id="rIdiq0g2izvtxs_6oar8qxyn">
               <w:r>
                 <w:rPr>
                   <w:rFonts w:ascii="Arial" w:cs="Arial" w:eastAsia="Arial" w:hAnsi="Arial"/>
@@ -17309,7 +17309,7 @@
               <w:spacing w:after="10" w:before="0"/>
               <w:ind w:left="120"/>
             </w:pPr>
-            <w:hyperlink w:history="1" r:id="rIdimvucoxgxtyilyjmldlqf">
+            <w:hyperlink w:history="1" r:id="rIdwm-fkhy-yashmwesbf64r">
               <w:r>
                 <w:rPr>
                   <w:rFonts w:ascii="Arial" w:cs="Arial" w:eastAsia="Arial" w:hAnsi="Arial"/>
@@ -17849,7 +17849,7 @@
         </w:rPr>
         <w:t xml:space="preserve">© 2026 SeaVuria and ARES. Aligned with KICD objectives. Developed by SeaVuria; technical implementation by ARES (with AI assistance from Claude). Licensed under </w:t>
       </w:r>
-      <w:hyperlink w:history="1" r:id="rId2nubdla80mtvmvr4nm5z3">
+      <w:hyperlink w:history="1" r:id="rIdsov5euanxhl_zzek2hkdq">
         <w:r>
           <w:rPr>
             <w:rFonts w:ascii="Arial" w:cs="Arial" w:eastAsia="Arial" w:hAnsi="Arial"/>
@@ -17870,7 +17870,7 @@
         </w:rPr>
         <w:t xml:space="preserve"> (</w:t>
       </w:r>
-      <w:hyperlink w:history="1" r:id="rId18_atpd_qoto1npm8ext9">
+      <w:hyperlink w:history="1" r:id="rId8pz5qrlpiorsnbc4nhhm4">
         <w:r>
           <w:rPr>
             <w:rFonts w:ascii="Arial" w:cs="Arial" w:eastAsia="Arial" w:hAnsi="Arial"/>
@@ -18910,7 +18910,7 @@
             <w:pPr>
               <w:spacing w:after="20" w:before="0"/>
             </w:pPr>
-            <w:hyperlink w:history="1" r:id="rIdijfg-_anhz8uy5tgeibcp">
+            <w:hyperlink w:history="1" r:id="rIdz8_xn5n3a6sbobhlnyfcm">
               <w:r>
                 <w:rPr>
                   <w:rFonts w:ascii="Arial" w:cs="Arial" w:eastAsia="Arial" w:hAnsi="Arial"/>
@@ -18959,7 +18959,7 @@
               <w:spacing w:after="10" w:before="0"/>
               <w:ind w:left="120"/>
             </w:pPr>
-            <w:hyperlink w:history="1" r:id="rIdmv4vjdjhagtqlsm334ja2">
+            <w:hyperlink w:history="1" r:id="rIdduzmz7kjqm5ihxmgxrond">
               <w:r>
                 <w:rPr>
                   <w:rFonts w:ascii="Arial" w:cs="Arial" w:eastAsia="Arial" w:hAnsi="Arial"/>
@@ -19004,7 +19004,7 @@
             <w:pPr>
               <w:spacing w:after="20" w:before="0"/>
             </w:pPr>
-            <w:hyperlink w:history="1" r:id="rIdyplqc6cdzezfegk3s3chg">
+            <w:hyperlink w:history="1" r:id="rIdy-3jwfw5ja-mnwkxipumo">
               <w:r>
                 <w:rPr>
                   <w:rFonts w:ascii="Arial" w:cs="Arial" w:eastAsia="Arial" w:hAnsi="Arial"/>
@@ -19053,7 +19053,7 @@
               <w:spacing w:after="10" w:before="0"/>
               <w:ind w:left="120"/>
             </w:pPr>
-            <w:hyperlink w:history="1" r:id="rIdu9fljckfvuijuux8nmtyc">
+            <w:hyperlink w:history="1" r:id="rIdiwlthr9ysupewu8isnowc">
               <w:r>
                 <w:rPr>
                   <w:rFonts w:ascii="Arial" w:cs="Arial" w:eastAsia="Arial" w:hAnsi="Arial"/>
@@ -19253,7 +19253,7 @@
             <w:pPr>
               <w:spacing w:after="20" w:before="0"/>
             </w:pPr>
-            <w:hyperlink w:history="1" r:id="rIdzhngrnuc3kajynysubvhy">
+            <w:hyperlink w:history="1" r:id="rId7xvszvqajenr1p-pa6gwa">
               <w:r>
                 <w:rPr>
                   <w:rFonts w:ascii="Arial" w:cs="Arial" w:eastAsia="Arial" w:hAnsi="Arial"/>
@@ -19302,7 +19302,7 @@
               <w:spacing w:after="10" w:before="0"/>
               <w:ind w:left="120"/>
             </w:pPr>
-            <w:hyperlink w:history="1" r:id="rIdtl4nk6t06r1iq5uvgecmv">
+            <w:hyperlink w:history="1" r:id="rIdjlqehhpvclqxq8yxxujza">
               <w:r>
                 <w:rPr>
                   <w:rFonts w:ascii="Arial" w:cs="Arial" w:eastAsia="Arial" w:hAnsi="Arial"/>
@@ -19347,7 +19347,7 @@
             <w:pPr>
               <w:spacing w:after="20" w:before="0"/>
             </w:pPr>
-            <w:hyperlink w:history="1" r:id="rIdq7r8kmrudhbs7yw9vyngo">
+            <w:hyperlink w:history="1" r:id="rIdws9-krn88annf1de8zwst">
               <w:r>
                 <w:rPr>
                   <w:rFonts w:ascii="Arial" w:cs="Arial" w:eastAsia="Arial" w:hAnsi="Arial"/>
@@ -19396,7 +19396,7 @@
               <w:spacing w:after="10" w:before="0"/>
               <w:ind w:left="120"/>
             </w:pPr>
-            <w:hyperlink w:history="1" r:id="rIdcnxagtlk9bjtamvbbhy6x">
+            <w:hyperlink w:history="1" r:id="rIdv4ppugbj4jcwg5md7ont7">
               <w:r>
                 <w:rPr>
                   <w:rFonts w:ascii="Arial" w:cs="Arial" w:eastAsia="Arial" w:hAnsi="Arial"/>
@@ -19596,7 +19596,7 @@
             <w:pPr>
               <w:spacing w:after="20" w:before="0"/>
             </w:pPr>
-            <w:hyperlink w:history="1" r:id="rIdmvauatlk6zopfbvxgrs2e">
+            <w:hyperlink w:history="1" r:id="rId2u0xumdiownhklprpwreg">
               <w:r>
                 <w:rPr>
                   <w:rFonts w:ascii="Arial" w:cs="Arial" w:eastAsia="Arial" w:hAnsi="Arial"/>
@@ -19645,7 +19645,7 @@
               <w:spacing w:after="10" w:before="0"/>
               <w:ind w:left="120"/>
             </w:pPr>
-            <w:hyperlink w:history="1" r:id="rIdgfaw_fp_m9tgri7watymd">
+            <w:hyperlink w:history="1" r:id="rIdmk3lzynbzmshktzvvlnfe">
               <w:r>
                 <w:rPr>
                   <w:rFonts w:ascii="Arial" w:cs="Arial" w:eastAsia="Arial" w:hAnsi="Arial"/>
@@ -19690,7 +19690,7 @@
             <w:pPr>
               <w:spacing w:after="20" w:before="0"/>
             </w:pPr>
-            <w:hyperlink w:history="1" r:id="rIdqenaqr4ci_u_teivhnpbq">
+            <w:hyperlink w:history="1" r:id="rId6lzra9xmtotr4lf6fdp5m">
               <w:r>
                 <w:rPr>
                   <w:rFonts w:ascii="Arial" w:cs="Arial" w:eastAsia="Arial" w:hAnsi="Arial"/>
@@ -19739,7 +19739,7 @@
               <w:spacing w:after="10" w:before="0"/>
               <w:ind w:left="120"/>
             </w:pPr>
-            <w:hyperlink w:history="1" r:id="rIdzqolelcczbmpl5llymbos">
+            <w:hyperlink w:history="1" r:id="rId97g1p79rfoq8sflccvunh">
               <w:r>
                 <w:rPr>
                   <w:rFonts w:ascii="Arial" w:cs="Arial" w:eastAsia="Arial" w:hAnsi="Arial"/>
@@ -19939,7 +19939,7 @@
             <w:pPr>
               <w:spacing w:after="20" w:before="0"/>
             </w:pPr>
-            <w:hyperlink w:history="1" r:id="rIdjnizscisi7o-uowha1zrb">
+            <w:hyperlink w:history="1" r:id="rId-cegljgn5-zo3ch5d_np-">
               <w:r>
                 <w:rPr>
                   <w:rFonts w:ascii="Arial" w:cs="Arial" w:eastAsia="Arial" w:hAnsi="Arial"/>
@@ -19988,7 +19988,7 @@
               <w:spacing w:after="10" w:before="0"/>
               <w:ind w:left="120"/>
             </w:pPr>
-            <w:hyperlink w:history="1" r:id="rIdkusasxqzoyscxgqbzndmi">
+            <w:hyperlink w:history="1" r:id="rIdufgzkjmpslzh99b_xtkjp">
               <w:r>
                 <w:rPr>
                   <w:rFonts w:ascii="Arial" w:cs="Arial" w:eastAsia="Arial" w:hAnsi="Arial"/>
@@ -20033,7 +20033,7 @@
             <w:pPr>
               <w:spacing w:after="20" w:before="0"/>
             </w:pPr>
-            <w:hyperlink w:history="1" r:id="rIdcnsugja3qhxpvwfjn__fp">
+            <w:hyperlink w:history="1" r:id="rIdbuwiwr_l30-ye6x5glfcv">
               <w:r>
                 <w:rPr>
                   <w:rFonts w:ascii="Arial" w:cs="Arial" w:eastAsia="Arial" w:hAnsi="Arial"/>
@@ -20082,7 +20082,7 @@
               <w:spacing w:after="10" w:before="0"/>
               <w:ind w:left="120"/>
             </w:pPr>
-            <w:hyperlink w:history="1" r:id="rId9prjtz3cxdupek9irt3kk">
+            <w:hyperlink w:history="1" r:id="rId4ngcpjx9slgba1uygs8kj">
               <w:r>
                 <w:rPr>
                   <w:rFonts w:ascii="Arial" w:cs="Arial" w:eastAsia="Arial" w:hAnsi="Arial"/>
@@ -20282,7 +20282,7 @@
             <w:pPr>
               <w:spacing w:after="20" w:before="0"/>
             </w:pPr>
-            <w:hyperlink w:history="1" r:id="rIdsxjbkqgmtdhxu9as47ivx">
+            <w:hyperlink w:history="1" r:id="rIdrbjgz00a651hvyrfubs9c">
               <w:r>
                 <w:rPr>
                   <w:rFonts w:ascii="Arial" w:cs="Arial" w:eastAsia="Arial" w:hAnsi="Arial"/>
@@ -20331,7 +20331,7 @@
               <w:spacing w:after="10" w:before="0"/>
               <w:ind w:left="120"/>
             </w:pPr>
-            <w:hyperlink w:history="1" r:id="rIdvq4tiolzzf4ba8rqa4yhi">
+            <w:hyperlink w:history="1" r:id="rIdlw9gv0hwva_ywwf8murkl">
               <w:r>
                 <w:rPr>
                   <w:rFonts w:ascii="Arial" w:cs="Arial" w:eastAsia="Arial" w:hAnsi="Arial"/>
@@ -20376,7 +20376,7 @@
             <w:pPr>
               <w:spacing w:after="20" w:before="0"/>
             </w:pPr>
-            <w:hyperlink w:history="1" r:id="rId5ixztutzbgs4avvmstyu-">
+            <w:hyperlink w:history="1" r:id="rIdyv4vopvfoym70f-kb3ai7">
               <w:r>
                 <w:rPr>
                   <w:rFonts w:ascii="Arial" w:cs="Arial" w:eastAsia="Arial" w:hAnsi="Arial"/>
@@ -20425,7 +20425,7 @@
               <w:spacing w:after="10" w:before="0"/>
               <w:ind w:left="120"/>
             </w:pPr>
-            <w:hyperlink w:history="1" r:id="rIddsegfkuqsqdkt_eb1_q0k">
+            <w:hyperlink w:history="1" r:id="rIdjt-xymhp8ptrnfpmtt4md">
               <w:r>
                 <w:rPr>
                   <w:rFonts w:ascii="Arial" w:cs="Arial" w:eastAsia="Arial" w:hAnsi="Arial"/>
@@ -21190,7 +21190,7 @@
         </w:rPr>
         <w:t xml:space="preserve">© 2026 SeaVuria and ARES. Aligned with KICD objectives. Developed by SeaVuria; technical implementation by ARES (with AI assistance from Claude). Licensed under </w:t>
       </w:r>
-      <w:hyperlink w:history="1" r:id="rId-qje_pjs1oeziqd8llh4s">
+      <w:hyperlink w:history="1" r:id="rIdjumw5gftkyweycnwuxuyz">
         <w:r>
           <w:rPr>
             <w:rFonts w:ascii="Arial" w:cs="Arial" w:eastAsia="Arial" w:hAnsi="Arial"/>
@@ -21211,7 +21211,7 @@
         </w:rPr>
         <w:t xml:space="preserve"> (</w:t>
       </w:r>
-      <w:hyperlink w:history="1" r:id="rIdajzle20ohbqrm8vdlhpy6">
+      <w:hyperlink w:history="1" r:id="rIdmb2wzkkhmd538bygyjp_m">
         <w:r>
           <w:rPr>
             <w:rFonts w:ascii="Arial" w:cs="Arial" w:eastAsia="Arial" w:hAnsi="Arial"/>
